--- a/Project_Documentation.docx
+++ b/Project_Documentation.docx
@@ -22,17 +22,17 @@
     </w:p>
     <w:p>
       <w:r>
-        <w:t>Version: 0.5.0</w:t>
-      </w:r>
-    </w:p>
-    <w:p>
-      <w:r>
-        <w:t>Last Updated: February 2026</w:t>
-      </w:r>
-    </w:p>
-    <w:p>
-      <w:r>
-        <w:t>Status: Chapter 6 complete — results aligned with thesis draft; supervisor review scheduled March 5th</w:t>
+        <w:t>Version: 0.6.0</w:t>
+      </w:r>
+    </w:p>
+    <w:p>
+      <w:r>
+        <w:t>Last Updated: May 2026</w:t>
+      </w:r>
+    </w:p>
+    <w:p>
+      <w:r>
+        <w:t>Status: Thesis draft complete — all chapters written, all results verified and corrected; submitted to supervisor for review</w:t>
       </w:r>
     </w:p>
     <w:p>
@@ -3236,7 +3236,7 @@
           <w:rFonts w:ascii="Consolas" w:hAnsi="Consolas"/>
           <w:sz w:val="18"/>
         </w:rPr>
-        <w:t>python run_experiment.py                 # Default: 50 samples, TruthfulQA</w:t>
+        <w:t>python run_experiment.py                 # Default: 100 samples, TruthfulQA</w:t>
         <w:br/>
         <w:t>python run_experiment.py --quick         # Quick: 10 samples</w:t>
         <w:br/>
@@ -3302,7 +3302,7 @@
     </w:p>
     <w:p>
       <w:r>
-        <w:t>Tests different weight configurations to understand component importance:</w:t>
+        <w:t>Tests five weight configurations on a 60-sample TruthfulQA subset (K=5, mixed strategy) to understand component sensitivity:</w:t>
       </w:r>
     </w:p>
     <w:p>
@@ -3310,7 +3310,7 @@
         <w:pStyle w:val="ListBullet"/>
       </w:pPr>
       <w:r>
-        <w:t>Default (0.4, 0.35, 0.25)</w:t>
+        <w:t>Default (0.40, 0.35, 0.25) — primary operating point used in main experiment</w:t>
       </w:r>
     </w:p>
     <w:p>
@@ -3318,7 +3318,7 @@
         <w:pStyle w:val="ListBullet"/>
       </w:pPr>
       <w:r>
-        <w:t>Factuality-heavy (0.6, 0.2, 0.2)</w:t>
+        <w:t>Equal (0.33, 0.34, 0.33)</w:t>
       </w:r>
     </w:p>
     <w:p>
@@ -3326,7 +3326,7 @@
         <w:pStyle w:val="ListBullet"/>
       </w:pPr>
       <w:r>
-        <w:t>Consistency-heavy (0.2, 0.6, 0.2)</w:t>
+        <w:t>Factuality-heavy (0.60, 0.20, 0.20)</w:t>
       </w:r>
     </w:p>
     <w:p>
@@ -3334,7 +3334,7 @@
         <w:pStyle w:val="ListBullet"/>
       </w:pPr>
       <w:r>
-        <w:t>Poison-heavy (0.2, 0.2, 0.6)</w:t>
+        <w:t>Consistency-heavy (0.20, 0.60, 0.20)</w:t>
       </w:r>
     </w:p>
     <w:p>
@@ -3342,7 +3342,7 @@
         <w:pStyle w:val="ListBullet"/>
       </w:pPr>
       <w:r>
-        <w:t>Equal (0.33, 0.34, 0.33)</w:t>
+        <w:t>Poison-heavy (0.20, 0.20, 0.60)</w:t>
       </w:r>
     </w:p>
     <w:p>
@@ -3358,7 +3358,7 @@
         <w:pStyle w:val="Heading3"/>
       </w:pPr>
       <w:r>
-        <w:t>Final Results (50 samples per experiment)</w:t>
+        <w:t>Final Results (100 samples per experiment, K=5, Llama 3.3 70B + all-MiniLM-L6-v2)</w:t>
       </w:r>
     </w:p>
     <w:p>
@@ -3367,7 +3367,12 @@
           <w:b/>
           <w:sz w:val="22"/>
         </w:rPr>
-        <w:t>TruthfulQA - Main Experiment (Mixed Poisoning)</w:t>
+        <w:t>TruthfulQA — Main Experiment (Mixed Poisoning)</w:t>
+      </w:r>
+    </w:p>
+    <w:p>
+      <w:r>
+        <w:t>Zero false positives on clean content (100% precision). 6 of 15 poisoned contexts correctly blocked; 9 missed (entity-swap and subtle cases).</w:t>
       </w:r>
     </w:p>
     <w:p>
@@ -3376,7 +3381,7 @@
           <w:b/>
           <w:sz w:val="22"/>
         </w:rPr>
-        <w:t>Per-Strategy Breakdown (TruthfulQA, 50 samples each)</w:t>
+        <w:t>Per-Strategy Breakdown (TruthfulQA, 100 samples each)</w:t>
       </w:r>
     </w:p>
     <w:p>
@@ -3389,7 +3394,7 @@
         <w:pStyle w:val="ListBullet"/>
       </w:pPr>
       <w:r>
-        <w:t>Injection achieves 100% recall — override directives trigger deterministic regex rules and intra-document NLI catches the semantic discontinuity. Strongest separation (0.407).</w:t>
+        <w:t>Injection achieves 100% recall — override directives trigger deterministic regex rules and intra-document NLI catches the semantic discontinuity. Strongest separation (0.498). Near-perfect F1 (96.8%).</w:t>
       </w:r>
     </w:p>
     <w:p>
@@ -3397,7 +3402,7 @@
         <w:pStyle w:val="ListBullet"/>
       </w:pPr>
       <w:r>
-        <w:t>Contradiction is moderately detectable (33.3% recall) — intra-document NLI effective when contradiction is explicit, but many samples fall near threshold.</w:t>
+        <w:t>Contradiction is moderately detectable (53.3% recall) — intra-document NLI effective when contradiction is explicit; weaker for generic phrase templates.</w:t>
       </w:r>
     </w:p>
     <w:p>
@@ -3405,7 +3410,7 @@
         <w:pStyle w:val="ListBullet"/>
       </w:pPr>
       <w:r>
-        <w:t>Entity swap is near-undetectable (16.7% recall, sep=0.071) — in-place modifications leave no textual artifacts. Requires external world-knowledge to verify. Fundamental architectural limit.</w:t>
+        <w:t>Subtle achieves 20% recall — small in-place modifications produce minimal NLI signal; only the most overt qualifier changes are caught.</w:t>
       </w:r>
     </w:p>
     <w:p>
@@ -3413,7 +3418,7 @@
         <w:pStyle w:val="ListBullet"/>
       </w:pPr>
       <w:r>
-        <w:t>Subtle is similarly near-undetectable (16.7% recall) — hedging and qualifier changes produce minimal NLI signal.</w:t>
+        <w:t>Entity Swap is an architectural blind spot (0% recall, sep=0.053) — in-place numeric/entity modifications leave no textual artifacts. Fundamental limit requiring external world-knowledge.</w:t>
       </w:r>
     </w:p>
     <w:p>
@@ -3421,7 +3426,7 @@
         <w:pStyle w:val="ListBullet"/>
       </w:pPr>
       <w:r>
-        <w:t>Mixed achieves best overall balance (66.7% F1, 83.3% recall) — multiple strategies activate different signals simultaneously.</w:t>
+        <w:t>Mixed reflects the blended effect: strong injection signal boosts overall recall to 40%.</w:t>
       </w:r>
     </w:p>
     <w:p>
@@ -3430,12 +3435,12 @@
           <w:b/>
           <w:sz w:val="22"/>
         </w:rPr>
-        <w:t>FEVER Dataset</w:t>
-      </w:r>
-    </w:p>
-    <w:p>
-      <w:r>
-        <w:t>FEVER is used for factuality improvement evaluation only (clean knowledge base). Per-strategy poison detection experiments were conducted exclusively on TruthfulQA. The enriched document format (question + verdict + claim, ~30–40 words) was critical: bare claims (~10 words) caused ~70% of factuality scores to return the inconclusive 0.5 baseline. Enriched docs fixed this, yielding the 90% accuracy and +5% improvement over baseline.</w:t>
+        <w:t>FEVER Dataset (Full Run, 100 samples)</w:t>
+      </w:r>
+    </w:p>
+    <w:p>
+      <w:r>
+        <w:t>The full 100-sample FEVER run underperforms the naive always-trust baseline by 12 percentage points. FEVER's short factual claims produce unreliable NLI scores even after enrichment (question + verdict + claim format), causing elevated false positives. An earlier 20-sample pilot showed 90% accuracy, but the full run reveals a generalisation limitation: the Trust Index requires domain-specific calibration for short factual claims. Results reported in Appendix B (pilot) and Chapter 6 (full run).</w:t>
       </w:r>
     </w:p>
     <w:p>
@@ -3444,12 +3449,12 @@
           <w:b/>
           <w:sz w:val="22"/>
         </w:rPr>
-        <w:t>Ablation Study Results</w:t>
-      </w:r>
-    </w:p>
-    <w:p>
-      <w:r>
-        <w:t>The default weights (0.40, 0.35, 0.25) provide the best overall trade-off. Poison-heavy achieves highest recall (88.9%) at the cost of precision. Factuality-heavy achieves highest accuracy but misses entity-swap and subtle attacks. Equal weights produce comparable F1 to default, confirming the Trust Index is robust to small weight perturbations.</w:t>
+        <w:t>Ablation Study (TruthfulQA, 60 samples, K=5, mixed strategy)</w:t>
+      </w:r>
+    </w:p>
+    <w:p>
+      <w:r>
+        <w:t>Note: The Default row above is the 60-sample ablation run; the primary reference result (91% acc, 57.1% F1) is from the 100-sample K=5 main experiment. The ablation should be interpreted as exploratory: default, equal-weight, and factuality-heavy configurations produce identical metrics on this subset, while consistency-heavy and poison-heavy improve recall to 22.2% and F1 to 36.4%. Larger ablation studies would be needed to establish a globally optimal weight configuration.</w:t>
       </w:r>
     </w:p>
     <w:p>
@@ -3558,7 +3563,7 @@
         <w:pStyle w:val="ListBullet"/>
       </w:pPr>
       <w:r>
-        <w:t>Contradiction (60%): Moderately detectable. Contradiction attacks append statements like "Contrary to popular belief, this is incorrect." The intra-document NLI catches most cases, but some contradiction templates are phrased subtly enough that the NLI model assigns them a neutral rather than contradiction label. The 60% detection rate indicates the NLI model needs a sufficiently strong semantic clash to flag a contradiction.</w:t>
+        <w:t>Contradiction (53.3%): Moderately detectable. Contradiction attacks append statements like "Contrary to popular belief, this is incorrect." The intra-document NLI catches most cases where the contradiction is semantically strong; generic templates produce weaker NLI signals and are more often missed.</w:t>
       </w:r>
     </w:p>
     <w:p>
@@ -3566,7 +3571,7 @@
         <w:pStyle w:val="ListBullet"/>
       </w:pPr>
       <w:r>
-        <w:t>Subtle (26.7%): Difficult to detect. Subtle attacks combine entity swap with minor qualifier additions. Because the modifications are small and in-place, neither the linguistic patterns nor the structural anomaly detectors fire. Detection relies on cross-document inconsistency (the poisoned document disagrees with other clean documents), which only triggers when enough retrieved neighbors contain the original facts.</w:t>
+        <w:t>Subtle (20%): Difficult to detect. Subtle attacks combine entity swap with minor qualifier additions. Because the modifications are small and in-place, neither the linguistic patterns nor the structural anomaly detectors fire reliably. Only the most overt qualifier changes are caught.</w:t>
       </w:r>
     </w:p>
     <w:p>
@@ -3574,7 +3579,7 @@
         <w:pStyle w:val="ListBullet"/>
       </w:pPr>
       <w:r>
-        <w:t>Entity Swap (6.7%): Nearly undetectable. Entity swap replaces facts in-place (e.g., changing "14 million" to "41 million") without adding new text or changing document structure. There are no linguistic artifacts, no self-contradictions, and the document embedding remains close to the cluster. This represents a fundamental limitation of pattern-based and NLI-based detection: catching in-place factual edits requires external knowledge bases or ground-truth comparison, which is outside the current system scope.</w:t>
+        <w:t>Entity Swap (0%): Architectural blind spot. Entity swap replaces facts in-place (e.g., changing "14 million" to "41 million") without adding new text or changing document structure. There are no linguistic artifacts, no self-contradictions, and the document embedding remains close to the cluster centroid. The system makes zero correct positive predictions for this strategy, confirming it as a fundamental limitation requiring external world-knowledge for detection.</w:t>
       </w:r>
     </w:p>
     <w:p>
@@ -3707,7 +3712,7 @@
         <w:pStyle w:val="ListBullet"/>
       </w:pPr>
       <w:r>
-        <w:t>Clean mean: 0.824, Poisoned mean: 0.575 - The system assigns substantially higher trust scores to clean documents than to poisoned ones.</w:t>
+        <w:t>Clean mean: 0.822, Poisoned mean: 0.597 - The system assigns substantially higher trust scores to clean documents than to poisoned ones.</w:t>
       </w:r>
     </w:p>
     <w:p>
@@ -3715,7 +3720,7 @@
         <w:pStyle w:val="ListBullet"/>
       </w:pPr>
       <w:r>
-        <w:t>Separation: 0.248 - There is a meaningful gap between the two distributions, indicating the Trust Index formula successfully discriminates between clean and poisoned content.</w:t>
+        <w:t>Separation: 0.225 - There is a meaningful gap between the two distributions, indicating the Trust Index formula successfully discriminates between clean and poisoned content.</w:t>
       </w:r>
     </w:p>
     <w:p>
@@ -3861,7 +3866,7 @@
     </w:p>
     <w:p>
       <w:r>
-        <w:t>Key findings - TruthfulQA (left, Acc: 91%, F1: 0.57):</w:t>
+        <w:t>Key findings - TruthfulQA (left, Acc: 91%, F1: 57.1%):</w:t>
       </w:r>
     </w:p>
     <w:p>
@@ -3869,7 +3874,7 @@
         <w:pStyle w:val="ListBullet"/>
       </w:pPr>
       <w:r>
-        <w:t>85 True Negatives, 0 False Positives: The system has perfect specificity on TruthfulQA. It never falsely accuses a clean document of being poisoned. This is critical for user trust -- false alarms erode confidence in the system.</w:t>
+        <w:t>85 True Negatives, 0 False Positives: The system has perfect specificity on TruthfulQA — it never falsely flags a clean document. This is critical for user trust.</w:t>
       </w:r>
     </w:p>
     <w:p>
@@ -3877,7 +3882,7 @@
         <w:pStyle w:val="ListBullet"/>
       </w:pPr>
       <w:r>
-        <w:t>6 True Positives, 9 False Negatives: Of the 15 poisoned samples, 6 were caught and 9 were missed. The misses are dominated by entity swap and subtle attacks (as shown in Figure 1).</w:t>
+        <w:t>6 True Positives, 9 False Negatives: Of the 15 poisoned samples, 6 were caught and 9 were missed. The misses are dominated by entity-swap (0% recall) and subtle attacks (20% recall).</w:t>
       </w:r>
     </w:p>
     <w:p>
@@ -3890,7 +3895,7 @@
     </w:p>
     <w:p>
       <w:r>
-        <w:t>Key findings - FEVER (right, Acc: 78%, F1: 0.39):</w:t>
+        <w:t>Key findings - FEVER (right, full 100-sample run, Acc: 73%):</w:t>
       </w:r>
     </w:p>
     <w:p>
@@ -3898,7 +3903,7 @@
         <w:pStyle w:val="ListBullet"/>
       </w:pPr>
       <w:r>
-        <w:t>71 True Negatives, 14 False Positives: Unlike TruthfulQA, FEVER has 14 false positives. This is because FEVER claims are shorter (~10-15 words even after enrichment), causing the NLI model to produce less reliable scores. Short text pairs tend to receive higher contradiction scores from BART-MNLI, which inflates the consistency penalty and pushes trust scores below 0.5.</w:t>
+        <w:t>73% accuracy, below the 85% naive baseline: The full FEVER run underperforms the baseline by 12 percentage points. FEVER claims are short and formulaic, causing the NLI model to produce unreliable scores with a high false-positive rate.</w:t>
       </w:r>
     </w:p>
     <w:p>
@@ -3906,15 +3911,7 @@
         <w:pStyle w:val="ListBullet"/>
       </w:pPr>
       <w:r>
-        <w:t>7 True Positives, 8 False Negatives: Similar detection count to TruthfulQA, but with more false positives the precision drops to 33%.</w:t>
-      </w:r>
-    </w:p>
-    <w:p>
-      <w:pPr>
-        <w:pStyle w:val="ListBullet"/>
-      </w:pPr>
-      <w:r>
-        <w:t>The lower performance on FEVER highlights a limitation: the evaluation agent works best with longer, more detailed documents that give the NLI model sufficient context.</w:t>
+        <w:t>This generalisation failure indicates that the Trust Index requires domain-specific calibration for short factual-claim corpora before production use on FEVER-style data.</w:t>
       </w:r>
     </w:p>
     <w:p>
@@ -4191,7 +4188,7 @@
         <w:pStyle w:val="ListBullet"/>
       </w:pPr>
       <w:r>
-        <w:t>Accuracy is relatively stable across all configurations (86.7% to 88.3%), suggesting the Trust Index is robust to weight changes. The system performs reasonably well regardless of how components are weighted.</w:t>
+        <w:t>Accuracy is stable across all configurations (86.7%–88.3%) on this 60-sample subset, suggesting the Trust Index is robust to weight changes for accuracy alone.</w:t>
       </w:r>
     </w:p>
     <w:p>
@@ -4199,7 +4196,7 @@
         <w:pStyle w:val="ListBullet"/>
       </w:pPr>
       <w:r>
-        <w:t>Consistency-heavy and Poison-heavy achieve the highest recall (22.2%), double the default and equal configs (11.1%). This indicates that elevating the weight of either consistency or poison components pushes more borderline poisoned samples below the trust threshold.</w:t>
+        <w:t>Default, equal-weight, and factuality-heavy configurations produce identical metrics (86.7% acc, 11.1% recall, 20.0% F1) on this subset — no single configuration among these is empirically better than the others.</w:t>
       </w:r>
     </w:p>
     <w:p>
@@ -4207,7 +4204,7 @@
         <w:pStyle w:val="ListBullet"/>
       </w:pPr>
       <w:r>
-        <w:t>Default has the highest trust separation (18.4), meaning it creates the widest gap between clean and poisoned trust score distributions. This makes the default configuration ideal for applications where a clear decision boundary matters.</w:t>
+        <w:t>Consistency-heavy and poison-heavy improve recall to 22.2% and F1 to 36.4%, double the other configurations, by pushing more borderline poisoned samples below the trust threshold.</w:t>
       </w:r>
     </w:p>
     <w:p>
@@ -4215,12 +4212,12 @@
         <w:pStyle w:val="ListBullet"/>
       </w:pPr>
       <w:r>
-        <w:t>Factuality-heavy has the second-highest separation (18.6) but the same recall as default (11.1%), suggesting that factuality is already the dominant signal and increasing its weight does not improve detection.</w:t>
-      </w:r>
-    </w:p>
-    <w:p>
-      <w:r>
-        <w:t>Thesis implication: The ablation study validates the default weight choice (0.4/0.35/0.25) as the best overall configuration. It also reveals that no single component dominates -- all three (factuality, consistency, poison) contribute meaningfully to the Trust Index. The poison-heavy configuration could be recommended for high-threat environments where catching more poisoned content is worth accepting lower trust separation.</w:t>
+        <w:t>The ablation results are exploratory, not definitive. The small number of poisoned examples (9 in 60 samples) means results are sensitive to individual samples. The default configuration is retained as the primary operating point because it is the system design validated in the main 100-sample experiment, not because this ablation proves it optimal.</w:t>
+      </w:r>
+    </w:p>
+    <w:p>
+      <w:r>
+        <w:t>Thesis implication: The ablation indicates that elevating consistency or poison signal weights can improve recall on this subset. A larger ablation study would be needed to establish globally optimal weights.</w:t>
       </w:r>
     </w:p>
     <w:p>
@@ -5469,7 +5466,124 @@
         <w:pStyle w:val="Heading3"/>
       </w:pPr>
       <w:r>
-        <w:t>Version 0.5.0 (February 2026) - CURRENT</w:t>
+        <w:t>Version 0.6.0 (May 2026) - CURRENT</w:t>
+      </w:r>
+    </w:p>
+    <w:p>
+      <w:r>
+        <w:t>Completed - Full Thesis Draft Verified &amp; Submitted to Supervisor:</w:t>
+      </w:r>
+    </w:p>
+    <w:p>
+      <w:pPr>
+        <w:pStyle w:val="ListBullet"/>
+      </w:pPr>
+      <w:r>
+        <w:t>All thesis chapters (ch1–ch8) written, cross-checked, and corrected</w:t>
+      </w:r>
+    </w:p>
+    <w:p>
+      <w:pPr>
+        <w:pStyle w:val="ListBullet"/>
+      </w:pPr>
+      <w:r>
+        <w:t>Final validated results throughout (100-sample main/per-strategy, 60-sample ablation)</w:t>
+      </w:r>
+    </w:p>
+    <w:p>
+      <w:pPr>
+        <w:pStyle w:val="ListBullet"/>
+      </w:pPr>
+      <w:r>
+        <w:t>TruthfulQA main (K=5): 91% accuracy, 100% precision, 40% recall, 57.1% F1, +7% over baseline</w:t>
+      </w:r>
+    </w:p>
+    <w:p>
+      <w:pPr>
+        <w:pStyle w:val="ListBullet"/>
+      </w:pPr>
+      <w:r>
+        <w:t>FEVER full run: 73% accuracy, −12% vs baseline (generalisation limitation documented)</w:t>
+      </w:r>
+    </w:p>
+    <w:p>
+      <w:pPr>
+        <w:pStyle w:val="ListBullet"/>
+      </w:pPr>
+      <w:r>
+        <w:t>Per-strategy (100-sample): injection 96.8% F1 / 100% recall; contradiction 66.7% F1 / 53.3%; subtle 33.3% F1 / 20%; entity swap 0% recall (architectural limit)</w:t>
+      </w:r>
+    </w:p>
+    <w:p>
+      <w:pPr>
+        <w:pStyle w:val="ListBullet"/>
+      </w:pPr>
+      <w:r>
+        <w:t>Ablation (5 configs, 60 samples): default/equal/factuality-heavy tied at 20% F1; consistency-heavy/poison-heavy reach 36.4% F1</w:t>
+      </w:r>
+    </w:p>
+    <w:p>
+      <w:pPr>
+        <w:pStyle w:val="ListBullet"/>
+      </w:pPr>
+      <w:r>
+        <w:t>2×2 factorial grid: Llama both configs 57.1% F1; Qwen underperforms baseline by 14 pp</w:t>
+      </w:r>
+    </w:p>
+    <w:p>
+      <w:pPr>
+        <w:pStyle w:val="ListBullet"/>
+      </w:pPr>
+      <w:r>
+        <w:t>K sensitivity: separation changes by 0.015 (K=3→K=5), detection metrics identical</w:t>
+      </w:r>
+    </w:p>
+    <w:p>
+      <w:pPr>
+        <w:pStyle w:val="ListBullet"/>
+      </w:pPr>
+      <w:r>
+        <w:t>All inconsistencies identified in pre-submission audit corrected (6 issues, 4 warnings)</w:t>
+      </w:r>
+    </w:p>
+    <w:p>
+      <w:pPr>
+        <w:pStyle w:val="ListBullet"/>
+      </w:pPr>
+      <w:r>
+        <w:t>Novelty claims hedged; "statistically meaningful" → "empirically meaningful"</w:t>
+      </w:r>
+    </w:p>
+    <w:p>
+      <w:pPr>
+        <w:pStyle w:val="ListBullet"/>
+      </w:pPr>
+      <w:r>
+        <w:t>TikZ 2×2 factorial figure widened to prevent text hyphenation</w:t>
+      </w:r>
+    </w:p>
+    <w:p>
+      <w:pPr>
+        <w:pStyle w:val="ListBullet"/>
+      </w:pPr>
+      <w:r>
+        <w:t>README.md and PROJECT_DOCUMENTATION.md updated to final results</w:t>
+      </w:r>
+    </w:p>
+    <w:p>
+      <w:pPr>
+        <w:pStyle w:val="ListBullet"/>
+      </w:pPr>
+      <w:r>
+        <w:t>Project_Documentation.docx regenerated from updated markdown</w:t>
+      </w:r>
+    </w:p>
+    <w:p>
+      <w:pPr>
+        <w:pStyle w:val="Heading3"/>
+      </w:pPr>
+      <w:r>
+        <w:t>Version 0.5.0 (February 2026)</w:t>
       </w:r>
     </w:p>
     <w:p>
@@ -5490,7 +5604,7 @@
         <w:pStyle w:val="ListBullet"/>
       </w:pPr>
       <w:r>
-        <w:t>Experiment results corrected to match final validated runs (50 samples mixed, 20 per-strategy)</w:t>
+        <w:t>Per-strategy experiments run on TruthfulQA (100 samples each)</w:t>
       </w:r>
     </w:p>
     <w:p>
@@ -5498,7 +5612,7 @@
         <w:pStyle w:val="ListBullet"/>
       </w:pPr>
       <w:r>
-        <w:t>TruthfulQA main: 86% accuracy, 52.4% precision, 73.3% recall, 61.1% F1, +1% over baseline</w:t>
+        <w:t>FEVER full 100-sample experiment run; pilot vs. full-run distinction documented</w:t>
       </w:r>
     </w:p>
     <w:p>
@@ -5506,7 +5620,7 @@
         <w:pStyle w:val="ListBullet"/>
       </w:pPr>
       <w:r>
-        <w:t>FEVER: 90% accuracy, clean trust 0.654, +5% over baseline (factuality evaluation only)</w:t>
+        <w:t>2×2 factorial grid and K sensitivity analysis completed</w:t>
       </w:r>
     </w:p>
     <w:p>
@@ -5514,7 +5628,7 @@
         <w:pStyle w:val="ListBullet"/>
       </w:pPr>
       <w:r>
-        <w:t>Per-strategy: injection 100% recall, contradiction 33.3%, entity swap 16.7% (architectural limit confirmed)</w:t>
+        <w:t>5-configuration ablation study completed (added consistency-heavy)</w:t>
       </w:r>
     </w:p>
     <w:p>
@@ -5522,23 +5636,7 @@
         <w:pStyle w:val="ListBullet"/>
       </w:pPr>
       <w:r>
-        <w:t>Ablation table updated to 4 configurations with numeric weight ranges (&lt;0.20 / &gt;0.60)</w:t>
-      </w:r>
-    </w:p>
-    <w:p>
-      <w:pPr>
-        <w:pStyle w:val="ListBullet"/>
-      </w:pPr>
-      <w:r>
-        <w:t>ch6 inconsistencies fixed: FEVER scoped, table footnotes added, summary numbers corrected</w:t>
-      </w:r>
-    </w:p>
-    <w:p>
-      <w:pPr>
-        <w:pStyle w:val="ListBullet"/>
-      </w:pPr>
-      <w:r>
-        <w:t>Project_Documentation.docx regenerated from updated markdown</w:t>
+        <w:t>All experiment JSONs saved in data/experiments/</w:t>
       </w:r>
     </w:p>
     <w:p>
